--- a/vi/files/resources/Risk_of_Bias_Tool_Chooser.docx
+++ b/vi/files/resources/Risk_of_Bias_Tool_Chooser.docx
@@ -388,7 +388,7 @@
               <w:rPr>
                 <w:sz w:val="18"/>
               </w:rPr>
-              <w:t>Cochrane — riskofbias.info</w:t>
+              <w:t>Cochrane, riskofbias.info</w:t>
             </w:r>
           </w:p>
         </w:tc>
@@ -469,7 +469,7 @@
               <w:rPr>
                 <w:sz w:val="18"/>
               </w:rPr>
-              <w:t>Confounding, selection of participants, classification of interventions, deviations, missing data, measurement and reporting — judged against an ideal “target trial”</w:t>
+              <w:t>Confounding, selection of participants, classification of interventions, deviations, missing data, measurement and reporting, judged against an ideal “target trial”</w:t>
             </w:r>
           </w:p>
         </w:tc>
@@ -493,7 +493,7 @@
               <w:rPr>
                 <w:sz w:val="18"/>
               </w:rPr>
-              <w:t>Cochrane — riskofbias.info</w:t>
+              <w:t>Cochrane, riskofbias.info</w:t>
             </w:r>
           </w:p>
         </w:tc>
@@ -608,7 +608,7 @@
               <w:rPr>
                 <w:sz w:val="18"/>
               </w:rPr>
-              <w:t>Ottawa Hospital Research Institute — ohri.ca; riskofbias.info</w:t>
+              <w:t>Ottawa Hospital Research Institute, ohri.ca; riskofbias.info</w:t>
             </w:r>
           </w:p>
         </w:tc>
@@ -689,7 +689,7 @@
               <w:rPr>
                 <w:sz w:val="18"/>
               </w:rPr>
-              <w:t>Patient selection, index test, reference standard, flow and timing — risk of bias AND applicability</w:t>
+              <w:t>Patient selection, index test, reference standard, flow and timing: risk of bias AND applicability</w:t>
             </w:r>
           </w:p>
         </w:tc>
@@ -713,7 +713,7 @@
               <w:rPr>
                 <w:sz w:val="18"/>
               </w:rPr>
-              <w:t>University of Bristol — bristol.ac.uk (QUADAS)</w:t>
+              <w:t>University of Bristol, bristol.ac.uk (QUADAS)</w:t>
             </w:r>
           </w:p>
         </w:tc>
@@ -915,7 +915,7 @@
               <w:rPr>
                 <w:sz w:val="18"/>
               </w:rPr>
-              <w:t>Critical Appraisal Skills Programme — casp-uk.net</w:t>
+              <w:t>Critical Appraisal Skills Programme, casp-uk.net</w:t>
             </w:r>
           </w:p>
         </w:tc>
@@ -931,7 +931,7 @@
         <w:pStyle w:val="NeudataSmall"/>
       </w:pPr>
       <w:r>
-        <w:t>Other designs: prediction models → PROBAST; cross-sectional and case series → JBI critical appraisal checklists (jbi.global). All tools above are free to download; check the source for the latest version and its guidance document.</w:t>
+        <w:t>Other designs: PROBAST for prediction models, and the JBI critical appraisal checklists (jbi.global) for cross-sectional studies and case series. All tools above are free to download; check the source for the latest version and its guidance document.</w:t>
       </w:r>
     </w:p>
     <w:sectPr>
